--- a/03.接口规范与数据字典_v1.1.docx
+++ b/03.接口规范与数据字典_v1.1.docx
@@ -5898,7 +5898,7 @@
                 <w:sz w:val="21"/>
                 <w:szCs w:val="21"/>
               </w:rPr>
-              <w:t xml:space="preserve">Float</w:t>
+              <w:t>℃</w:t>
             </w:r>
           </w:p>
         </w:tc>
@@ -12167,6 +12167,12 @@
           <w:szCs w:val="24"/>
         </w:rPr>
         <w:t xml:space="preserve">缩放系数说明**：Modbus 寄存器只能存整数，所以小数要放大后传输、读取时再缩小。例如液位 85.5cm，模拟器里存 855，协议解析读出来后 ÷10 还原成 85.5。**这个换算由协议解析工程师负责，后端和前端拿到的永远是还原后的真实值。</w:t>
+      </w:r>
+    </w:p>
+    <w:p>
+      <w:pPr/>
+      <w:r>
+        <w:t>注意一个例外：today_kwh（40012~40013）是全表唯一不走「整数 × 缩放系数」的测点，它是 32 位浮点数（Float32），须按 IEEE754 双字解析，且高字在前——协议解析时不能套用上面的 ÷10 / ÷1000 规则，要单独写一段处理。</w:t>
       </w:r>
     </w:p>
     <w:p>
@@ -28587,6 +28593,48 @@
                 <w:szCs w:val="21"/>
               </w:rPr>
               <w:t xml:space="preserve">统一冲突字段名；补齐 P0 缺失标签与 2#泵全套标签；新增 Modbus 地址映射表、4 个 GET 接口、错误码表、心跳与重连约定；修订报警判定职责与控制时序</w:t>
+            </w:r>
+          </w:p>
+        </w:tc>
+      </w:tr>
+      <w:tr>
+        <w:tc>
+          <w:tcPr>
+            <w:tcW w:type="dxa" w:w="820"/>
+          </w:tcPr>
+          <w:p>
+            <w:r>
+              <w:t>v1.1.1</w:t>
+            </w:r>
+          </w:p>
+        </w:tc>
+        <w:tc>
+          <w:tcPr>
+            <w:tcW w:type="dxa" w:w="1435"/>
+          </w:tcPr>
+          <w:p>
+            <w:r>
+              <w:t>2026-09-24</w:t>
+            </w:r>
+          </w:p>
+        </w:tc>
+        <w:tc>
+          <w:tcPr>
+            <w:tcW w:type="dxa" w:w="1025"/>
+          </w:tcPr>
+          <w:p>
+            <w:r>
+              <w:t>PM</w:t>
+            </w:r>
+          </w:p>
+        </w:tc>
+        <w:tc>
+          <w:tcPr>
+            <w:tcW w:type="dxa" w:w="3610"/>
+          </w:tcPr>
+          <w:p>
+            <w:r>
+              <w:t>修正 pump_02_temp 单位笔误（Float → ℃）；补充 today_kwh 为 Float32 双字的例外说明</w:t>
             </w:r>
           </w:p>
         </w:tc>
